--- a/zht/docx/53.content.docx
+++ b/zht/docx/53.content.docx
@@ -19,7 +19,7 @@
         <w:rPr>
           <w:lang w:val="zh_TW" w:bidi="zh_TW"/>
         </w:rPr>
-        <w:t>Resource: 研讀筆記 - 書籍簡介 (Tyndale)</w:t>
+        <w:t>Resource: Tyndale Open Study Notes</w:t>
       </w:r>
       <w:r>
         <w:rPr>
@@ -112,7 +112,7 @@
         <w:rPr>
           <w:lang w:val="zh_TW" w:bidi="zh_TW"/>
         </w:rPr>
-        <w:t>研讀筆記 - 書籍簡介 (Tyndale)</w:t>
+        <w:t>Tyndale Open Study Notes</w:t>
       </w:r>
     </w:p>
     <w:p>

--- a/zht/docx/53.content.docx
+++ b/zht/docx/53.content.docx
@@ -19,7 +19,7 @@
         <w:rPr>
           <w:lang w:val="zh_TW" w:bidi="zh_TW"/>
         </w:rPr>
-        <w:t>Resource: Tyndale Open Study Notes</w:t>
+        <w:t>Resource: Aquifer Open Study Notes (Book Intros)</w:t>
       </w:r>
       <w:r>
         <w:rPr>
@@ -112,7 +112,7 @@
         <w:rPr>
           <w:lang w:val="zh_TW" w:bidi="zh_TW"/>
         </w:rPr>
-        <w:t>Tyndale Open Study Notes</w:t>
+        <w:t>Aquifer Open Study Notes (Book Intros)</w:t>
       </w:r>
     </w:p>
     <w:p>

--- a/zht/docx/53.content.docx
+++ b/zht/docx/53.content.docx
@@ -258,78 +258,48 @@
         </w:rPr>
         <w:t>帖撒羅尼迦的基督徒自歸信以來，一直遭受敵對（</w:t>
       </w:r>
-      <w:hyperlink r:id="rId13">
-        <w:r>
-          <w:rPr>
-            <w:lang w:val="zh_TW" w:bidi="zh_TW"/>
-          </w:rPr>
-          <w:rPr>
-            <w:color w:val="0000EE"/>
-            <w:u w:val="single"/>
-          </w:rPr>
-          <w:t>帖前1:6，</w:t>
-        </w:r>
-      </w:hyperlink>
-      <w:hyperlink r:id="rId14">
-        <w:r>
-          <w:rPr>
-            <w:lang w:val="zh_TW" w:bidi="zh_TW"/>
-          </w:rPr>
-          <w:rPr>
-            <w:color w:val="0000EE"/>
-            <w:u w:val="single"/>
-          </w:rPr>
-          <w:t>2:14</w:t>
-        </w:r>
-      </w:hyperlink>
+      <w:r>
+        <w:rPr>
+          <w:lang w:val="zh_TW" w:bidi="zh_TW"/>
+        </w:rPr>
+        <w:t>帖前1:6，</w:t>
+      </w:r>
+      <w:r>
+        <w:rPr>
+          <w:lang w:val="zh_TW" w:bidi="zh_TW"/>
+        </w:rPr>
+        <w:t>2:14</w:t>
+      </w:r>
       <w:r>
         <w:rPr>
           <w:lang w:val="zh_TW" w:bidi="zh_TW"/>
         </w:rPr>
         <w:t>），保羅也曾擔心他們是否能持守信仰（</w:t>
       </w:r>
-      <w:hyperlink r:id="rId15">
-        <w:r>
-          <w:rPr>
-            <w:lang w:val="zh_TW" w:bidi="zh_TW"/>
-          </w:rPr>
-          <w:rPr>
-            <w:color w:val="0000EE"/>
-            <w:u w:val="single"/>
-          </w:rPr>
-          <w:t>帖前3:5</w:t>
-        </w:r>
-      </w:hyperlink>
+      <w:r>
+        <w:rPr>
+          <w:lang w:val="zh_TW" w:bidi="zh_TW"/>
+        </w:rPr>
+        <w:t>帖前3:5</w:t>
+      </w:r>
       <w:r>
         <w:rPr>
           <w:lang w:val="zh_TW" w:bidi="zh_TW"/>
         </w:rPr>
         <w:t>）。當保羅寫下帖撒羅尼迦前書時，這些信徒在信心、愛心和盼望上仍然堅定（</w:t>
       </w:r>
-      <w:hyperlink r:id="rId16">
-        <w:r>
-          <w:rPr>
-            <w:lang w:val="zh_TW" w:bidi="zh_TW"/>
-          </w:rPr>
-          <w:rPr>
-            <w:color w:val="0000EE"/>
-            <w:u w:val="single"/>
-          </w:rPr>
-          <w:t>帖前1:3，</w:t>
-        </w:r>
-      </w:hyperlink>
-      <w:hyperlink r:id="rId17">
-        <w:r>
-          <w:rPr>
-            <w:lang w:val="zh_TW" w:bidi="zh_TW"/>
-          </w:rPr>
-          <w:rPr>
-            <w:color w:val="0000EE"/>
-            <w:u w:val="single"/>
-          </w:rPr>
-          <w:t>3:6–8</w:t>
-        </w:r>
-      </w:hyperlink>
+      <w:r>
+        <w:rPr>
+          <w:lang w:val="zh_TW" w:bidi="zh_TW"/>
+        </w:rPr>
+        <w:t>帖前1:3，</w:t>
+      </w:r>
+      <w:r>
+        <w:rPr>
+          <w:lang w:val="zh_TW" w:bidi="zh_TW"/>
+        </w:rPr>
+        <w:t>3:6–8</w:t>
+      </w:r>
       <w:r>
         <w:rPr>
           <w:lang w:val="zh_TW" w:bidi="zh_TW"/>
@@ -350,48 +320,30 @@
         </w:rPr>
         <w:t>然而，在保羅寄出帖撒羅尼迦前書後，帖撒羅尼迦教會的情況惡化，逼迫也加劇了。保羅先前所寫的內容，受到錯誤教導的反駁，這些錯誤教導聲稱主的日子已經來臨（</w:t>
       </w:r>
-      <w:hyperlink r:id="rId18">
-        <w:r>
-          <w:rPr>
-            <w:lang w:val="zh_TW" w:bidi="zh_TW"/>
-          </w:rPr>
-          <w:rPr>
-            <w:color w:val="0000EE"/>
-            <w:u w:val="single"/>
-          </w:rPr>
-          <w:t>2:2</w:t>
-        </w:r>
-      </w:hyperlink>
+      <w:r>
+        <w:rPr>
+          <w:lang w:val="zh_TW" w:bidi="zh_TW"/>
+        </w:rPr>
+        <w:t>2:2</w:t>
+      </w:r>
       <w:r>
         <w:rPr>
           <w:lang w:val="zh_TW" w:bidi="zh_TW"/>
         </w:rPr>
         <w:t>）。保羅在收到這些消息後，寫下帖撒羅尼迦後書（</w:t>
       </w:r>
-      <w:hyperlink r:id="rId18">
-        <w:r>
-          <w:rPr>
-            <w:lang w:val="zh_TW" w:bidi="zh_TW"/>
-          </w:rPr>
-          <w:rPr>
-            <w:color w:val="0000EE"/>
-            <w:u w:val="single"/>
-          </w:rPr>
-          <w:t>2:2，</w:t>
-        </w:r>
-      </w:hyperlink>
-      <w:hyperlink r:id="rId19">
-        <w:r>
-          <w:rPr>
-            <w:lang w:val="zh_TW" w:bidi="zh_TW"/>
-          </w:rPr>
-          <w:rPr>
-            <w:color w:val="0000EE"/>
-            <w:u w:val="single"/>
-          </w:rPr>
-          <w:t>3:11</w:t>
-        </w:r>
-      </w:hyperlink>
+      <w:r>
+        <w:rPr>
+          <w:lang w:val="zh_TW" w:bidi="zh_TW"/>
+        </w:rPr>
+        <w:t>2:2，</w:t>
+      </w:r>
+      <w:r>
+        <w:rPr>
+          <w:lang w:val="zh_TW" w:bidi="zh_TW"/>
+        </w:rPr>
+        <w:t>3:11</w:t>
+      </w:r>
       <w:r>
         <w:rPr>
           <w:lang w:val="zh_TW" w:bidi="zh_TW"/>
@@ -423,72 +375,48 @@
         </w:rPr>
         <w:t>帖撒羅尼迦後書以傳統的問安開始（</w:t>
       </w:r>
-      <w:hyperlink r:id="rId20">
-        <w:r>
-          <w:rPr>
-            <w:lang w:val="zh_TW" w:bidi="zh_TW"/>
-          </w:rPr>
-          <w:rPr>
-            <w:color w:val="0000EE"/>
-            <w:u w:val="single"/>
-          </w:rPr>
-          <w:t>1:1–2</w:t>
-        </w:r>
-      </w:hyperlink>
+      <w:r>
+        <w:rPr>
+          <w:lang w:val="zh_TW" w:bidi="zh_TW"/>
+        </w:rPr>
+        <w:t>1:1–2</w:t>
+      </w:r>
       <w:r>
         <w:rPr>
           <w:lang w:val="zh_TW" w:bidi="zh_TW"/>
         </w:rPr>
         <w:t>），隨即轉向為教會感恩，因為他們有信心、愛心，又持守盼望，成為其它教會的榜樣（</w:t>
       </w:r>
-      <w:hyperlink r:id="rId21">
-        <w:r>
-          <w:rPr>
-            <w:lang w:val="zh_TW" w:bidi="zh_TW"/>
-          </w:rPr>
-          <w:rPr>
-            <w:color w:val="0000EE"/>
-            <w:u w:val="single"/>
-          </w:rPr>
-          <w:t>1:3–4</w:t>
-        </w:r>
-      </w:hyperlink>
+      <w:r>
+        <w:rPr>
+          <w:lang w:val="zh_TW" w:bidi="zh_TW"/>
+        </w:rPr>
+        <w:t>1:3–4</w:t>
+      </w:r>
       <w:r>
         <w:rPr>
           <w:lang w:val="zh_TW" w:bidi="zh_TW"/>
         </w:rPr>
         <w:t>）。保羅提及他們的苦難，並強調神將審判那些逼迫他們的人，同時賞賜帖撒羅尼迦的信徒（</w:t>
       </w:r>
-      <w:hyperlink r:id="rId22">
-        <w:r>
-          <w:rPr>
-            <w:lang w:val="zh_TW" w:bidi="zh_TW"/>
-          </w:rPr>
-          <w:rPr>
-            <w:color w:val="0000EE"/>
-            <w:u w:val="single"/>
-          </w:rPr>
-          <w:t>1:5–10</w:t>
-        </w:r>
-      </w:hyperlink>
+      <w:r>
+        <w:rPr>
+          <w:lang w:val="zh_TW" w:bidi="zh_TW"/>
+        </w:rPr>
+        <w:t>1:5–10</w:t>
+      </w:r>
       <w:r>
         <w:rPr>
           <w:lang w:val="zh_TW" w:bidi="zh_TW"/>
         </w:rPr>
         <w:t>）。他為這間教會感謝神，並祈求神繼續使他們配得這呼召（</w:t>
       </w:r>
-      <w:hyperlink r:id="rId23">
-        <w:r>
-          <w:rPr>
-            <w:lang w:val="zh_TW" w:bidi="zh_TW"/>
-          </w:rPr>
-          <w:rPr>
-            <w:color w:val="0000EE"/>
-            <w:u w:val="single"/>
-          </w:rPr>
-          <w:t>1:11–12</w:t>
-        </w:r>
-      </w:hyperlink>
+      <w:r>
+        <w:rPr>
+          <w:lang w:val="zh_TW" w:bidi="zh_TW"/>
+        </w:rPr>
+        <w:t>1:11–12</w:t>
+      </w:r>
       <w:r>
         <w:rPr>
           <w:lang w:val="zh_TW" w:bidi="zh_TW"/>
@@ -509,108 +437,72 @@
         </w:rPr>
         <w:t>保羅駁斥了「主的日子現在到了」的錯誤教導（</w:t>
       </w:r>
-      <w:hyperlink r:id="rId24">
-        <w:r>
-          <w:rPr>
-            <w:lang w:val="zh_TW" w:bidi="zh_TW"/>
-          </w:rPr>
-          <w:rPr>
-            <w:color w:val="0000EE"/>
-            <w:u w:val="single"/>
-          </w:rPr>
-          <w:t>2:1–2</w:t>
-        </w:r>
-      </w:hyperlink>
+      <w:r>
+        <w:rPr>
+          <w:lang w:val="zh_TW" w:bidi="zh_TW"/>
+        </w:rPr>
+        <w:t>2:1–2</w:t>
+      </w:r>
       <w:r>
         <w:rPr>
           <w:lang w:val="zh_TW" w:bidi="zh_TW"/>
         </w:rPr>
         <w:t>），並勸勉教會不要被這種教義所迷惑（</w:t>
       </w:r>
-      <w:hyperlink r:id="rId25">
-        <w:r>
-          <w:rPr>
-            <w:lang w:val="zh_TW" w:bidi="zh_TW"/>
-          </w:rPr>
-          <w:rPr>
-            <w:color w:val="0000EE"/>
-            <w:u w:val="single"/>
-          </w:rPr>
-          <w:t>2:3</w:t>
-        </w:r>
-      </w:hyperlink>
+      <w:r>
+        <w:rPr>
+          <w:lang w:val="zh_TW" w:bidi="zh_TW"/>
+        </w:rPr>
+        <w:t>2:3</w:t>
+      </w:r>
       <w:r>
         <w:rPr>
           <w:lang w:val="zh_TW" w:bidi="zh_TW"/>
         </w:rPr>
         <w:t>）。他闡述了在基督再來、教會被聚集歸向主之前將發生的事件（</w:t>
       </w:r>
-      <w:hyperlink r:id="rId26">
-        <w:r>
-          <w:rPr>
-            <w:lang w:val="zh_TW" w:bidi="zh_TW"/>
-          </w:rPr>
-          <w:rPr>
-            <w:color w:val="0000EE"/>
-            <w:u w:val="single"/>
-          </w:rPr>
-          <w:t>2:1–12</w:t>
-        </w:r>
-      </w:hyperlink>
+      <w:r>
+        <w:rPr>
+          <w:lang w:val="zh_TW" w:bidi="zh_TW"/>
+        </w:rPr>
+        <w:t>2:1–12</w:t>
+      </w:r>
       <w:r>
         <w:rPr>
           <w:lang w:val="zh_TW" w:bidi="zh_TW"/>
         </w:rPr>
         <w:t>）。首先，將會有對神的悖逆（</w:t>
       </w:r>
-      <w:hyperlink r:id="rId25">
-        <w:r>
-          <w:rPr>
-            <w:lang w:val="zh_TW" w:bidi="zh_TW"/>
-          </w:rPr>
-          <w:rPr>
-            <w:color w:val="0000EE"/>
-            <w:u w:val="single"/>
-          </w:rPr>
-          <w:t>2:3</w:t>
-        </w:r>
-      </w:hyperlink>
+      <w:r>
+        <w:rPr>
+          <w:lang w:val="zh_TW" w:bidi="zh_TW"/>
+        </w:rPr>
+        <w:t>2:3</w:t>
+      </w:r>
       <w:r>
         <w:rPr>
           <w:lang w:val="zh_TW" w:bidi="zh_TW"/>
         </w:rPr>
         <w:t>）。接著，「大罪人」將出現，自稱為神，並要求人敬拜他（</w:t>
       </w:r>
-      <w:hyperlink r:id="rId27">
-        <w:r>
-          <w:rPr>
-            <w:lang w:val="zh_TW" w:bidi="zh_TW"/>
-          </w:rPr>
-          <w:rPr>
-            <w:color w:val="0000EE"/>
-            <w:u w:val="single"/>
-          </w:rPr>
-          <w:t>2:3–4</w:t>
-        </w:r>
-      </w:hyperlink>
+      <w:r>
+        <w:rPr>
+          <w:lang w:val="zh_TW" w:bidi="zh_TW"/>
+        </w:rPr>
+        <w:t>2:3–4</w:t>
+      </w:r>
       <w:r>
         <w:rPr>
           <w:lang w:val="zh_TW" w:bidi="zh_TW"/>
         </w:rPr>
         <w:t>）。雖然這人會從撒但得著能力，並欺騙許多人，但耶穌必將他毀滅（</w:t>
       </w:r>
-      <w:hyperlink r:id="rId28">
-        <w:r>
-          <w:rPr>
-            <w:lang w:val="zh_TW" w:bidi="zh_TW"/>
-          </w:rPr>
-          <w:rPr>
-            <w:color w:val="0000EE"/>
-            <w:u w:val="single"/>
-          </w:rPr>
-          <w:t>2:8–12</w:t>
-        </w:r>
-      </w:hyperlink>
+      <w:r>
+        <w:rPr>
+          <w:lang w:val="zh_TW" w:bidi="zh_TW"/>
+        </w:rPr>
+        <w:t>2:8–12</w:t>
+      </w:r>
       <w:r>
         <w:rPr>
           <w:lang w:val="zh_TW" w:bidi="zh_TW"/>
@@ -631,72 +523,48 @@
         </w:rPr>
         <w:t>保羅深信神揀選並呼召了帖撒羅尼迦的基督徒，並勉勵他們要站立得穩（</w:t>
       </w:r>
-      <w:hyperlink r:id="rId29">
-        <w:r>
-          <w:rPr>
-            <w:lang w:val="zh_TW" w:bidi="zh_TW"/>
-          </w:rPr>
-          <w:rPr>
-            <w:color w:val="0000EE"/>
-            <w:u w:val="single"/>
-          </w:rPr>
-          <w:t>2:13–15</w:t>
-        </w:r>
-      </w:hyperlink>
+      <w:r>
+        <w:rPr>
+          <w:lang w:val="zh_TW" w:bidi="zh_TW"/>
+        </w:rPr>
+        <w:t>2:13–15</w:t>
+      </w:r>
       <w:r>
         <w:rPr>
           <w:lang w:val="zh_TW" w:bidi="zh_TW"/>
         </w:rPr>
         <w:t>）。保羅以為教會禱告作結（</w:t>
       </w:r>
-      <w:hyperlink r:id="rId30">
-        <w:r>
-          <w:rPr>
-            <w:lang w:val="zh_TW" w:bidi="zh_TW"/>
-          </w:rPr>
-          <w:rPr>
-            <w:color w:val="0000EE"/>
-            <w:u w:val="single"/>
-          </w:rPr>
-          <w:t>2:16–17</w:t>
-        </w:r>
-      </w:hyperlink>
+      <w:r>
+        <w:rPr>
+          <w:lang w:val="zh_TW" w:bidi="zh_TW"/>
+        </w:rPr>
+        <w:t>2:16–17</w:t>
+      </w:r>
       <w:r>
         <w:rPr>
           <w:lang w:val="zh_TW" w:bidi="zh_TW"/>
         </w:rPr>
         <w:t>），並請求教會為他祈求，使他能忠心宣講福音（</w:t>
       </w:r>
-      <w:hyperlink r:id="rId31">
-        <w:r>
-          <w:rPr>
-            <w:lang w:val="zh_TW" w:bidi="zh_TW"/>
-          </w:rPr>
-          <w:rPr>
-            <w:color w:val="0000EE"/>
-            <w:u w:val="single"/>
-          </w:rPr>
-          <w:t>3:1–2</w:t>
-        </w:r>
-      </w:hyperlink>
+      <w:r>
+        <w:rPr>
+          <w:lang w:val="zh_TW" w:bidi="zh_TW"/>
+        </w:rPr>
+        <w:t>3:1–2</w:t>
+      </w:r>
       <w:r>
         <w:rPr>
           <w:lang w:val="zh_TW" w:bidi="zh_TW"/>
         </w:rPr>
         <w:t>）。他對教會的信心源於神在他們生命中的工作（</w:t>
       </w:r>
-      <w:hyperlink r:id="rId32">
-        <w:r>
-          <w:rPr>
-            <w:lang w:val="zh_TW" w:bidi="zh_TW"/>
-          </w:rPr>
-          <w:rPr>
-            <w:color w:val="0000EE"/>
-            <w:u w:val="single"/>
-          </w:rPr>
-          <w:t>3:3–5</w:t>
-        </w:r>
-      </w:hyperlink>
+      <w:r>
+        <w:rPr>
+          <w:lang w:val="zh_TW" w:bidi="zh_TW"/>
+        </w:rPr>
+        <w:t>3:3–5</w:t>
+      </w:r>
       <w:r>
         <w:rPr>
           <w:lang w:val="zh_TW" w:bidi="zh_TW"/>
@@ -717,108 +585,72 @@
         </w:rPr>
         <w:t>在書信的結尾部分（</w:t>
       </w:r>
-      <w:hyperlink r:id="rId33">
-        <w:r>
-          <w:rPr>
-            <w:lang w:val="zh_TW" w:bidi="zh_TW"/>
-          </w:rPr>
-          <w:rPr>
-            <w:color w:val="0000EE"/>
-            <w:u w:val="single"/>
-          </w:rPr>
-          <w:t>3:6–18</w:t>
-        </w:r>
-      </w:hyperlink>
+      <w:r>
+        <w:rPr>
+          <w:lang w:val="zh_TW" w:bidi="zh_TW"/>
+        </w:rPr>
+        <w:t>3:6–18</w:t>
+      </w:r>
       <w:r>
         <w:rPr>
           <w:lang w:val="zh_TW" w:bidi="zh_TW"/>
         </w:rPr>
         <w:t>），保羅再次處理他在帖撒羅尼迦前書提過的問題。某些信徒無視保羅的教導和榜樣，拒絕工作，因此他呼籲教會管教這些人（</w:t>
       </w:r>
-      <w:hyperlink r:id="rId34">
-        <w:r>
-          <w:rPr>
-            <w:lang w:val="zh_TW" w:bidi="zh_TW"/>
-          </w:rPr>
-          <w:rPr>
-            <w:color w:val="0000EE"/>
-            <w:u w:val="single"/>
-          </w:rPr>
-          <w:t>3:6–10</w:t>
-        </w:r>
-      </w:hyperlink>
+      <w:r>
+        <w:rPr>
+          <w:lang w:val="zh_TW" w:bidi="zh_TW"/>
+        </w:rPr>
+        <w:t>3:6–10</w:t>
+      </w:r>
       <w:r>
         <w:rPr>
           <w:lang w:val="zh_TW" w:bidi="zh_TW"/>
         </w:rPr>
         <w:t>）。他也直接吩咐這些閒懶的人要勞碌做工（</w:t>
       </w:r>
-      <w:hyperlink r:id="rId35">
-        <w:r>
-          <w:rPr>
-            <w:lang w:val="zh_TW" w:bidi="zh_TW"/>
-          </w:rPr>
-          <w:rPr>
-            <w:color w:val="0000EE"/>
-            <w:u w:val="single"/>
-          </w:rPr>
-          <w:t>3:11–12</w:t>
-        </w:r>
-      </w:hyperlink>
+      <w:r>
+        <w:rPr>
+          <w:lang w:val="zh_TW" w:bidi="zh_TW"/>
+        </w:rPr>
+        <w:t>3:11–12</w:t>
+      </w:r>
       <w:r>
         <w:rPr>
           <w:lang w:val="zh_TW" w:bidi="zh_TW"/>
         </w:rPr>
         <w:t>）。他吩咐教會視這些懶惰的弟兄為迷失的信徒，而非敵對的仇人（</w:t>
       </w:r>
-      <w:hyperlink r:id="rId36">
-        <w:r>
-          <w:rPr>
-            <w:lang w:val="zh_TW" w:bidi="zh_TW"/>
-          </w:rPr>
-          <w:rPr>
-            <w:color w:val="0000EE"/>
-            <w:u w:val="single"/>
-          </w:rPr>
-          <w:t>3:14–15</w:t>
-        </w:r>
-      </w:hyperlink>
+      <w:r>
+        <w:rPr>
+          <w:lang w:val="zh_TW" w:bidi="zh_TW"/>
+        </w:rPr>
+        <w:t>3:14–15</w:t>
+      </w:r>
       <w:r>
         <w:rPr>
           <w:lang w:val="zh_TW" w:bidi="zh_TW"/>
         </w:rPr>
         <w:t>），並勉勵他們繼續向真正有需要的人行善（</w:t>
       </w:r>
-      <w:hyperlink r:id="rId37">
-        <w:r>
-          <w:rPr>
-            <w:lang w:val="zh_TW" w:bidi="zh_TW"/>
-          </w:rPr>
-          <w:rPr>
-            <w:color w:val="0000EE"/>
-            <w:u w:val="single"/>
-          </w:rPr>
-          <w:t>3:13</w:t>
-        </w:r>
-      </w:hyperlink>
+      <w:r>
+        <w:rPr>
+          <w:lang w:val="zh_TW" w:bidi="zh_TW"/>
+        </w:rPr>
+        <w:t>3:13</w:t>
+      </w:r>
       <w:r>
         <w:rPr>
           <w:lang w:val="zh_TW" w:bidi="zh_TW"/>
         </w:rPr>
         <w:t>）。最後，保羅以禱告和問安結束這封書信（</w:t>
       </w:r>
-      <w:hyperlink r:id="rId38">
-        <w:r>
-          <w:rPr>
-            <w:lang w:val="zh_TW" w:bidi="zh_TW"/>
-          </w:rPr>
-          <w:rPr>
-            <w:color w:val="0000EE"/>
-            <w:u w:val="single"/>
-          </w:rPr>
-          <w:t>3:16–18</w:t>
-        </w:r>
-      </w:hyperlink>
+      <w:r>
+        <w:rPr>
+          <w:lang w:val="zh_TW" w:bidi="zh_TW"/>
+        </w:rPr>
+        <w:t>3:16–18</w:t>
+      </w:r>
       <w:r>
         <w:rPr>
           <w:lang w:val="zh_TW" w:bidi="zh_TW"/>
@@ -850,36 +682,24 @@
         </w:rPr>
         <w:t>保羅的名字出現在書信的開頭（</w:t>
       </w:r>
-      <w:hyperlink r:id="rId39">
-        <w:r>
-          <w:rPr>
-            <w:lang w:val="zh_TW" w:bidi="zh_TW"/>
-          </w:rPr>
-          <w:rPr>
-            <w:color w:val="0000EE"/>
-            <w:u w:val="single"/>
-          </w:rPr>
-          <w:t>1:1</w:t>
-        </w:r>
-      </w:hyperlink>
+      <w:r>
+        <w:rPr>
+          <w:lang w:val="zh_TW" w:bidi="zh_TW"/>
+        </w:rPr>
+        <w:t>1:1</w:t>
+      </w:r>
       <w:r>
         <w:rPr>
           <w:lang w:val="zh_TW" w:bidi="zh_TW"/>
         </w:rPr>
         <w:t>）；在結尾時，他親筆寫下註釋，以證明書信的真實性（</w:t>
       </w:r>
-      <w:hyperlink r:id="rId40">
-        <w:r>
-          <w:rPr>
-            <w:lang w:val="zh_TW" w:bidi="zh_TW"/>
-          </w:rPr>
-          <w:rPr>
-            <w:color w:val="0000EE"/>
-            <w:u w:val="single"/>
-          </w:rPr>
-          <w:t>3:17</w:t>
-        </w:r>
-      </w:hyperlink>
+      <w:r>
+        <w:rPr>
+          <w:lang w:val="zh_TW" w:bidi="zh_TW"/>
+        </w:rPr>
+        <w:t>3:17</w:t>
+      </w:r>
       <w:r>
         <w:rPr>
           <w:lang w:val="zh_TW" w:bidi="zh_TW"/>
@@ -925,36 +745,24 @@
         </w:rPr>
         <w:t>這封信的收信人與帖撒羅尼迦前書相同：「帖撒羅尼迦、在神—我們的父與主耶穌基督裡的教會」（</w:t>
       </w:r>
-      <w:hyperlink r:id="rId39">
-        <w:r>
-          <w:rPr>
-            <w:lang w:val="zh_TW" w:bidi="zh_TW"/>
-          </w:rPr>
-          <w:rPr>
-            <w:color w:val="0000EE"/>
-            <w:u w:val="single"/>
-          </w:rPr>
-          <w:t>帖後1:1</w:t>
-        </w:r>
-      </w:hyperlink>
+      <w:r>
+        <w:rPr>
+          <w:lang w:val="zh_TW" w:bidi="zh_TW"/>
+        </w:rPr>
+        <w:t>帖後1:1</w:t>
+      </w:r>
       <w:r>
         <w:rPr>
           <w:lang w:val="zh_TW" w:bidi="zh_TW"/>
         </w:rPr>
         <w:t>）。許多信徒是以手工勞動為生的工匠（</w:t>
       </w:r>
-      <w:hyperlink r:id="rId41">
-        <w:r>
-          <w:rPr>
-            <w:lang w:val="zh_TW" w:bidi="zh_TW"/>
-          </w:rPr>
-          <w:rPr>
-            <w:color w:val="0000EE"/>
-            <w:u w:val="single"/>
-          </w:rPr>
-          <w:t>3:6–12</w:t>
-        </w:r>
-      </w:hyperlink>
+      <w:r>
+        <w:rPr>
+          <w:lang w:val="zh_TW" w:bidi="zh_TW"/>
+        </w:rPr>
+        <w:t>3:6–12</w:t>
+      </w:r>
       <w:r>
         <w:rPr>
           <w:lang w:val="zh_TW" w:bidi="zh_TW"/>
